--- a/SRS_SIM_Madrasah_MTs_Al_Karimiyyah_2026_2027_Revisi_v1_2.docx
+++ b/SRS_SIM_Madrasah_MTs_Al_Karimiyyah_2026_2027_Revisi_v1_2.docx
@@ -32,7 +32,7 @@
     </w:p>
     <w:p>
       <w:r>
-        <w:t xml:space="preserve">REVISI v1.2 • Laravel API + Next.js/React • Default implementasi • 14 Oktober 2026</w:t>
+        <w:t xml:space="preserve">REVISI v1.2 • Addendum absensi foto + GPS • 20 Oktober 2026</w:t>
       </w:r>
     </w:p>
     <w:tbl>
@@ -115,7 +115,7 @@
               <w:rPr>
                 <w:sz w:val="18"/>
               </w:rPr>
-              <w:t xml:space="preserve">Baseline pengembangan v1.2; stack Laravel API + Next.js/React dan default operasional ditetapkan untuk implementasi awal.</w:t>
+              <w:t xml:space="preserve">Baseline pengembangan v1.2 dengan addendum absensi pegawai 20 Oktober 2026; default lainnya tetap mengikuti revisi 14 Oktober 2026.</w:t>
             </w:r>
           </w:p>
         </w:tc>
@@ -152,7 +152,7 @@
               <w:rPr>
                 <w:sz w:val="18"/>
               </w:rPr>
-              <w:t xml:space="preserve">Revisi v1.1 tanggal 9 Oktober 2026 dan arahan pemilik proyek tanggal 14 Oktober 2026.</w:t>
+              <w:t xml:space="preserve">Revisi v1.1 tanggal 9 Oktober 2026, baseline 14 Oktober 2026, dan konfirmasi pemilik proyek 20 Oktober 2026: foto + GPS hanya untuk masuk/pulang pegawai.</w:t>
             </w:r>
           </w:p>
         </w:tc>
@@ -189,7 +189,7 @@
               <w:rPr>
                 <w:sz w:val="18"/>
               </w:rPr>
-              <w:t xml:space="preserve">Penggantian stack, default DEC-01–DEC-19, kontrak API, keamanan cache, histori kategori/kelas, snapshot laporan dan koreksi honor.</w:t>
+              <w:t xml:space="preserve">Baseline v1.2 dipertahankan; addendum mengaktifkan foto kamera + GPS untuk masuk/pulang pegawai, kompresi sebelum penyimpanan, bukti privat dan policy berversi. Absensi siswa serta default lainnya tetap.</w:t>
             </w:r>
           </w:p>
         </w:tc>
@@ -358,6 +358,14 @@
       </w:pPr>
       <w:r>
         <w:t xml:space="preserve">Menetapkan Laravel API + Next.js/React/TypeScript + MySQL; melengkapi baseline cakupan, API, autentikasi, default operasional, histori kategori pegawai, snapshot laporan, dan koreksi penerima honor.</w:t>
+      </w:r>
+    </w:p>
+    <w:p>
+      <w:pPr>
+        <w:pStyle w:val="ListBullet"/>
+      </w:pPr>
+      <w:r>
+        <w:t xml:space="preserve">Addendum 20 Oktober 2026: foto + GPS hanya untuk masuk/pulang pegawai; kompresi server sebelum penyimpanan; revisi FR-05, NFR-05, DEC-16 dan AC-33–AC-35. Default lainnya tetap. Nama file v1_2 dipertahankan sebagai dokumen kanonik yang diminta pemilik proyek.</w:t>
       </w:r>
     </w:p>
     <w:p>
@@ -594,7 +602,7 @@
               <w:rPr>
                 <w:sz w:val="18"/>
               </w:rPr>
-              <w:t xml:space="preserve">Input web satu shift; GPS/foto/biometrik dan absensi siswa pertemuan/both nonaktif.</w:t>
+              <w:t xml:space="preserve">Input web satu shift; foto + GPS aktif hanya untuk masuk/pulang pegawai. Biometrik dan absensi siswa pertemuan/both tetap nonaktif.</w:t>
             </w:r>
           </w:p>
         </w:tc>
@@ -2794,7 +2802,7 @@
               <w:rPr>
                 <w:sz w:val="18"/>
               </w:rPr>
-              <w:t>Catat masuk/pulang menggunakan waktu server serta status hadir, izin, sakit, cuti, dinas luar sesuai referensi.</w:t>
+              <w:t>Catat masuk/pulang pegawai menggunakan waktu server; setiap aksi normal wajib foto baru dari kamera dan GPS perangkat. Petugas tetap mencatat izin, sakit, cuti, dinas luar sesuai referensi tanpa mewajibkan foto/GPS kehadiran. Absensi siswa tetap dicatat guru/wali kelas.</w:t>
             </w:r>
           </w:p>
         </w:tc>
@@ -2831,7 +2839,7 @@
               <w:rPr>
                 <w:sz w:val="18"/>
               </w:rPr>
-              <w:t>Tolak pencatatan ganda sesuai pola kerja; koreksi menyimpan sebelum/sesudah, alasan, pelaku, dan waktu.</w:t>
+              <w:t>Tolak pencatatan ganda sesuai pola kerja dan aksi masuk/pulang. Koreksi menyimpan sebelum/sesudah, alasan, pelaku, waktu serta approval; bukti foto/GPS asli tidak ditimpa. Riwayat sebelum policy foto/GPS berlaku tetap sah tanpa bukti retroaktif.</w:t>
             </w:r>
           </w:p>
         </w:tc>
@@ -2869,6 +2877,117 @@
                 <w:sz w:val="18"/>
               </w:rPr>
               <w:t xml:space="preserve">Rekap harian/bulanan dan terlambat memakai snapshot shift Senin–Sabtu 07.00–14.00, toleransi 10 menit dan koreksi 7 hari.</w:t>
+            </w:r>
+          </w:p>
+        </w:tc>
+      </w:tr>
+      <w:tr>
+        <w:trPr>
+          <w:cantSplit/>
+        </w:trPr>
+        <w:tc>
+          <w:tcPr>
+            <w:tcW w:type="dxa" w:w="4734"/>
+          </w:tcPr>
+          <w:p>
+            <w:pPr>
+              <w:spacing w:after="80"/>
+            </w:pPr>
+            <w:r>
+              <w:rPr>
+                <w:sz w:val="18"/>
+              </w:rPr>
+              <w:t>FR-05-04</w:t>
+            </w:r>
+          </w:p>
+        </w:tc>
+        <w:tc>
+          <w:tcPr>
+            <w:tcW w:type="dxa" w:w="4734"/>
+          </w:tcPr>
+          <w:p>
+            <w:pPr>
+              <w:spacing w:after="80"/>
+            </w:pPr>
+            <w:r>
+              <w:rPr>
+                <w:sz w:val="18"/>
+              </w:rPr>
+              <w:t xml:space="preserve">Setiap aksi masuk/pulang normal mengikat foto kamera baru, latitude/longitude, akurasi, waktu foto/lokasi dan waktu server dengan kunci idempotensi; bukti disimpan terpisah dan privat. Default akurasi maksimal 100 m dan usia foto/lokasi maksimal 60 detik, tanpa geofence. Kamera/GPS gagal atau tidak diizinkan menolak aksi normal; tidak ada fallback diam-diam.</w:t>
+            </w:r>
+          </w:p>
+        </w:tc>
+      </w:tr>
+      <w:tr>
+        <w:trPr>
+          <w:cantSplit/>
+        </w:trPr>
+        <w:tc>
+          <w:tcPr>
+            <w:tcW w:type="dxa" w:w="4734"/>
+          </w:tcPr>
+          <w:p>
+            <w:pPr>
+              <w:spacing w:after="80"/>
+            </w:pPr>
+            <w:r>
+              <w:rPr>
+                <w:sz w:val="18"/>
+              </w:rPr>
+              <w:t>FR-05-05</w:t>
+            </w:r>
+          </w:p>
+        </w:tc>
+        <w:tc>
+          <w:tcPr>
+            <w:tcW w:type="dxa" w:w="4734"/>
+          </w:tcPr>
+          <w:p>
+            <w:pPr>
+              <w:spacing w:after="80"/>
+            </w:pPr>
+            <w:r>
+              <w:rPr>
+                <w:sz w:val="18"/>
+              </w:rPr>
+              <w:t xml:space="preserve">Server memvalidasi foto lalu mengompresi sebelum penyimpanan final: WebP, sisi terpanjang 1.280 px tanpa upscale, kualitas awal 80 sampai minimum 60 untuk maksimal 300 KiB; EXIF dihapus setelah orientasi diperbaiki. files menyimpan metadata hasil, employee_attendance_captures menyimpan FK, ukuran input, dimensi/kualitas aktual serta snapshot policy. Byte foto bukan isi database.</w:t>
+            </w:r>
+          </w:p>
+        </w:tc>
+      </w:tr>
+      <w:tr>
+        <w:trPr>
+          <w:cantSplit/>
+        </w:trPr>
+        <w:tc>
+          <w:tcPr>
+            <w:tcW w:type="dxa" w:w="4734"/>
+          </w:tcPr>
+          <w:p>
+            <w:pPr>
+              <w:spacing w:after="80"/>
+            </w:pPr>
+            <w:r>
+              <w:rPr>
+                <w:sz w:val="18"/>
+              </w:rPr>
+              <w:t>FR-05-06</w:t>
+            </w:r>
+          </w:p>
+        </w:tc>
+        <w:tc>
+          <w:tcPr>
+            <w:tcW w:type="dxa" w:w="4734"/>
+          </w:tcPr>
+          <w:p>
+            <w:pPr>
+              <w:spacing w:after="80"/>
+            </w:pPr>
+            <w:r>
+              <w:rPr>
+                <w:sz w:val="18"/>
+              </w:rPr>
+              <w:t xml:space="preserve">Policy foto/GPS dan DEC-16 dibuat sebagai versi efektif baru; data/policy lama tidak ditimpa dan tidak diwajibkan foto/GPS retroaktif. Akses bukti dibatasi ke pemilik/petugas absensi bermandat. Koreksi administratif tetap mengikuti alasan, approval berbeda dan audit; bukti asli dipertahankan.</w:t>
             </w:r>
           </w:p>
         </w:tc>
@@ -5223,6 +5342,22 @@
       </w:pPr>
       <w:r>
         <w:t xml:space="preserve">BR-10: input siswa sampai 23.59 lokal; koreksi siswa/pegawai sampai 7 hari kalender memerlukan alasan dan persetujuan petugas berbeda. Setelah tenggat hanya izin koreksi terlambat eksplisit. Simpan sebelum/sesudah, pelaku, waktu, approval dan lock_version.</w:t>
+      </w:r>
+    </w:p>
+    <w:p>
+      <w:pPr>
+        <w:pStyle w:val="ListBullet"/>
+      </w:pPr>
+      <w:r>
+        <w:t xml:space="preserve">BR-24 (addendum absensi pegawai): foto dan GPS dikumpulkan untuk aksi check_in/check_out saja. Lokasi berupa latitude/longitude, akurasi dan waktu pengambilan; waktu kejadian absensi memakai server UTC. Default teknis: akurasi maksimal 100 m dan usia foto/lokasi maksimal 60 detik, tidak dari masa depan, tanpa radius/geofence. HTTPS serta izin kamera/lokasi wajib; izin ditolak, lokasi kedaluwarsa/tidak akurat, foto kosong atau kompresi gagal membuat aksi normal ditolak. Pegawai mengulang pengambilan; penanganan administratif hanya melalui petugas bermandat, alasan, approval/koreksi dan audit yang sudah berlaku, bukan membuat bukti kamera/GPS palsu. Foto/GPS bukan verifikasi biometrik atau jaminan anti-pemalsuan.</w:t>
+      </w:r>
+    </w:p>
+    <w:p>
+      <w:pPr>
+        <w:pStyle w:val="ListBullet"/>
+      </w:pPr>
+      <w:r>
+        <w:t xml:space="preserve">BR-25 (penyimpanan bukti): validasi dan kompresi foto selesai sebelum file final, metadata files, bukti dan waktu absensi dikomit. File final privat berformat WebP; database tidak menyimpan byte foto/base64. Satu bukti unik per absensi–aksi dan satu file tidak dipakai dua aksi. File sementara/asli dibersihkan; kegagalan database/storage tidak meninggalkan absensi sukses parsial. Bukti asli append-only dan tidak ditimpa koreksi; foto/GPS tidak masuk publik, portal wali, payload/log umum atau ekspor rutin. Akses hanya pegawai pemilik dan petugas absensi bermandat. Retensi mengikuti akademik/absensi 5 tahun setelah penutupan periode, tanpa penghapusan historis otomatis.</w:t>
       </w:r>
     </w:p>
     <w:p>
@@ -5996,7 +6131,7 @@
               <w:rPr>
                 <w:sz w:val="18"/>
               </w:rPr>
-              <w:t xml:space="preserve">Berkas privat, nama server acak, MIME/isi diperiksa; maksimal 10 MiB, PNG/JPEG/WebP/PDF untuk lampiran. CSV/XLSX hanya importer khusus, maksimal 5.000 baris. HTML/SVG/executable dan arsip terkompresi ditolak.</w:t>
+              <w:t xml:space="preserve">Berkas privat, nama server acak, MIME/isi diperiksa; maksimal 10 MiB, PNG/JPEG/WebP/PDF untuk lampiran. Foto absensi hanya PNG/JPEG/WebP, input maksimal 10 MiB dan 20 megapiksel; server memperbaiki orientasi, menghapus EXIF, meresize tanpa memperbesar ke sisi terpanjang 1.280 px dan mengenkode WebP kualitas awal 80, diturunkan bertahap sampai 60 bila perlu untuk hasil maksimal 300 KiB (307.200 byte). Bila tetap melebihi batas atau decode/encode gagal, absensi ditolak tanpa catatan parsial. CSV/XLSX hanya importer khusus, maksimal 5.000 baris. HTML/SVG/executable dan arsip terkompresi ditolak.</w:t>
             </w:r>
           </w:p>
         </w:tc>
@@ -6012,7 +6147,7 @@
               <w:rPr>
                 <w:sz w:val="18"/>
               </w:rPr>
-              <w:t xml:space="preserve">Uji berkas terlarang, berkas terlalu besar, serta unduhan tanpa izin. Batas berbeda per kategori dapat diputuskan.</w:t>
+              <w:t xml:space="preserve">Uji MIME palsu, berkas rusak/terlarang, input di atas 10 MiB/20 megapiksel, output di atas 300 KiB, orientasi/EXIF, kegagalan kompresi, serta unduhan foto tanpa izin. Parameter foto/GPS disimpan pada versi policy, bukan menimpa histori.</w:t>
             </w:r>
           </w:p>
         </w:tc>
@@ -7521,7 +7656,7 @@
               <w:rPr>
                 <w:sz w:val="18"/>
               </w:rPr>
-              <w:t xml:space="preserve">absensi_pegawai, absensi_siswa_harian dan/atau absensi_siswa_pertemuan; realisasi_mengajar, verifikasi_realisasi, riwayat_koreksi.</w:t>
+              <w:t xml:space="preserve">absensi_pegawai dan employee_attendance_captures untuk bukti foto/GPS per aksi masuk/pulang; absensi_siswa_harian, absensi_siswa_pertemuan nonaktif; realisasi_mengajar, verifikasi_realisasi, riwayat_koreksi. File terkompresi disimpan privat; database hanya menyimpan FK dan metadata, tanpa BLOB/base64.</w:t>
             </w:r>
           </w:p>
         </w:tc>
@@ -9552,7 +9687,7 @@
               <w:rPr>
                 <w:sz w:val="18"/>
               </w:rPr>
-              <w:t xml:space="preserve">Absensi masuk dikirim dua kali lalu dikoreksi petugas.</w:t>
+              <w:t xml:space="preserve">Absensi masuk dengan foto/GPS dikirim dua kali/paralel, lalu pegawai mencatat pulang dengan bukti baru dan petugas mengoreksi waktu melalui approval.</w:t>
             </w:r>
           </w:p>
         </w:tc>
@@ -9568,7 +9703,7 @@
               <w:rPr>
                 <w:sz w:val="18"/>
               </w:rPr>
-              <w:t xml:space="preserve">Tidak ganda; koreksi beralasan/tercatat; tidak otomatis menjadi JP mengajar.</w:t>
+              <w:t xml:space="preserve">Satu absensi hari kerja dan satu bukti per aksi; foto masuk/pulang berbeda. Koreksi beralasan/tercatat mempertahankan bukti asli; tidak otomatis menjadi JP mengajar.</w:t>
             </w:r>
           </w:p>
         </w:tc>
@@ -11346,7 +11481,7 @@
               <w:rPr>
                 <w:sz w:val="18"/>
               </w:rPr>
-              <w:t xml:space="preserve">Coba login siswa, DOCX, disposisi, GPS/biometrik dan pembayaran.</w:t>
+              <w:t xml:space="preserve">Coba login siswa, DOCX, disposisi, biometrik dan pembayaran; pastikan absensi siswa tidak meminta foto/GPS.</w:t>
             </w:r>
           </w:p>
         </w:tc>
@@ -11363,6 +11498,213 @@
                 <w:sz w:val="18"/>
               </w:rPr>
               <w:t xml:space="preserve">Fitur nonaktif tidak tersedia di UI/API dan tidak membuat transaksi baru.</w:t>
+            </w:r>
+          </w:p>
+        </w:tc>
+      </w:tr>
+      <w:tr>
+        <w:trPr>
+          <w:cantSplit/>
+        </w:trPr>
+        <w:tc>
+          <w:tcPr>
+            <w:tcW w:type="dxa" w:w="2367"/>
+          </w:tcPr>
+          <w:p>
+            <w:pPr>
+              <w:spacing w:after="80"/>
+            </w:pPr>
+            <w:r>
+              <w:rPr>
+                <w:sz w:val="18"/>
+              </w:rPr>
+              <w:t xml:space="preserve">AC-33</w:t>
+            </w:r>
+          </w:p>
+        </w:tc>
+        <w:tc>
+          <w:tcPr>
+            <w:tcW w:type="dxa" w:w="2367"/>
+          </w:tcPr>
+          <w:p>
+            <w:pPr>
+              <w:spacing w:after="80"/>
+            </w:pPr>
+            <w:r>
+              <w:rPr>
+                <w:sz w:val="18"/>
+              </w:rPr>
+              <w:t xml:space="preserve">FR-05-01/04/05; NFR-05; BR-24/25; DEC-16</w:t>
+            </w:r>
+          </w:p>
+        </w:tc>
+        <w:tc>
+          <w:tcPr>
+            <w:tcW w:type="dxa" w:w="2367"/>
+          </w:tcPr>
+          <w:p>
+            <w:pPr>
+              <w:spacing w:after="80"/>
+            </w:pPr>
+            <w:r>
+              <w:rPr>
+                <w:sz w:val="18"/>
+              </w:rPr>
+              <w:t xml:space="preserve">Catat masuk dan pulang dengan dua foto kamera valid beserta GPS; kirim ulang/paralel dan periksa file hasil serta database.</w:t>
+            </w:r>
+          </w:p>
+        </w:tc>
+        <w:tc>
+          <w:tcPr>
+            <w:tcW w:type="dxa" w:w="2367"/>
+          </w:tcPr>
+          <w:p>
+            <w:pPr>
+              <w:spacing w:after="80"/>
+            </w:pPr>
+            <w:r>
+              <w:rPr>
+                <w:sz w:val="18"/>
+              </w:rPr>
+              <w:t xml:space="preserve">Satu absensi dan satu bukti per aksi; WebP &lt;=300 KiB, sisi &lt;=1.280 px tanpa upscale, kualitas aktual tercatat, EXIF dibuang. Foto privat di storage; DB hanya FK/metadata GPS; jam absensi dari server.</w:t>
+            </w:r>
+          </w:p>
+        </w:tc>
+      </w:tr>
+      <w:tr>
+        <w:trPr>
+          <w:cantSplit/>
+        </w:trPr>
+        <w:tc>
+          <w:tcPr>
+            <w:tcW w:type="dxa" w:w="2367"/>
+          </w:tcPr>
+          <w:p>
+            <w:pPr>
+              <w:spacing w:after="80"/>
+            </w:pPr>
+            <w:r>
+              <w:rPr>
+                <w:sz w:val="18"/>
+              </w:rPr>
+              <w:t xml:space="preserve">AC-34</w:t>
+            </w:r>
+          </w:p>
+        </w:tc>
+        <w:tc>
+          <w:tcPr>
+            <w:tcW w:type="dxa" w:w="2367"/>
+          </w:tcPr>
+          <w:p>
+            <w:pPr>
+              <w:spacing w:after="80"/>
+            </w:pPr>
+            <w:r>
+              <w:rPr>
+                <w:sz w:val="18"/>
+              </w:rPr>
+              <w:t xml:space="preserve">FR-05-04/05/06; NFR-05/09; BR-24/25</w:t>
+            </w:r>
+          </w:p>
+        </w:tc>
+        <w:tc>
+          <w:tcPr>
+            <w:tcW w:type="dxa" w:w="2367"/>
+          </w:tcPr>
+          <w:p>
+            <w:pPr>
+              <w:spacing w:after="80"/>
+            </w:pPr>
+            <w:r>
+              <w:rPr>
+                <w:sz w:val="18"/>
+              </w:rPr>
+              <w:t xml:space="preserve">Tolak izin kamera/lokasi; gunakan akurasi &gt;100 m, usia foto/lokasi &gt;60 detik, koordinat di luar rentang, foto rusak/input berlebih, kegagalan kompresi/storage/commit; coba URL sebagai pengguna lain.</w:t>
+            </w:r>
+          </w:p>
+        </w:tc>
+        <w:tc>
+          <w:tcPr>
+            <w:tcW w:type="dxa" w:w="2367"/>
+          </w:tcPr>
+          <w:p>
+            <w:pPr>
+              <w:spacing w:after="80"/>
+            </w:pPr>
+            <w:r>
+              <w:rPr>
+                <w:sz w:val="18"/>
+              </w:rPr>
+              <w:t xml:space="preserve">Aksi normal ditolak tanpa absensi/bukti parsial; file sementara/yatim dibersihkan. Bukti privat tidak terbuka; tidak ada bypass otomatis atau foto/GPS buatan. Retry valid tetap idempoten.</w:t>
+            </w:r>
+          </w:p>
+        </w:tc>
+      </w:tr>
+      <w:tr>
+        <w:trPr>
+          <w:cantSplit/>
+        </w:trPr>
+        <w:tc>
+          <w:tcPr>
+            <w:tcW w:type="dxa" w:w="2367"/>
+          </w:tcPr>
+          <w:p>
+            <w:pPr>
+              <w:spacing w:after="80"/>
+            </w:pPr>
+            <w:r>
+              <w:rPr>
+                <w:sz w:val="18"/>
+              </w:rPr>
+              <w:t xml:space="preserve">AC-35</w:t>
+            </w:r>
+          </w:p>
+        </w:tc>
+        <w:tc>
+          <w:tcPr>
+            <w:tcW w:type="dxa" w:w="2367"/>
+          </w:tcPr>
+          <w:p>
+            <w:pPr>
+              <w:spacing w:after="80"/>
+            </w:pPr>
+            <w:r>
+              <w:rPr>
+                <w:sz w:val="18"/>
+              </w:rPr>
+              <w:t xml:space="preserve">FR-05-02/06; DEC-07/16; AC-06</w:t>
+            </w:r>
+          </w:p>
+        </w:tc>
+        <w:tc>
+          <w:tcPr>
+            <w:tcW w:type="dxa" w:w="2367"/>
+          </w:tcPr>
+          <w:p>
+            <w:pPr>
+              <w:spacing w:after="80"/>
+            </w:pPr>
+            <w:r>
+              <w:rPr>
+                <w:sz w:val="18"/>
+              </w:rPr>
+              <w:t xml:space="preserve">Migrasikan database berisi absensi/policy lama; buat versi policy foto/GPS baru; koreksi waktu melalui approval dan buka absensi siswa.</w:t>
+            </w:r>
+          </w:p>
+        </w:tc>
+        <w:tc>
+          <w:tcPr>
+            <w:tcW w:type="dxa" w:w="2367"/>
+          </w:tcPr>
+          <w:p>
+            <w:pPr>
+              <w:spacing w:after="80"/>
+            </w:pPr>
+            <w:r>
+              <w:rPr>
+                <w:sz w:val="18"/>
+              </w:rPr>
+              <w:t xml:space="preserve">Riwayat/policy lama tetap; kewajiban bukti mengikuti policy baru prospektif, bukti asli tidak ditimpa koreksi; siswa tetap harian tanpa foto/GPS. Rollback addendum di database uji mempertahankan tabel/absensi lama.</w:t>
             </w:r>
           </w:p>
         </w:tc>
@@ -12584,7 +12926,7 @@
               <w:rPr>
                 <w:sz w:val="18"/>
               </w:rPr>
-              <w:t xml:space="preserve">Satu shift Senin–Sabtu 07.00–14.00 Asia/Jakarta; Minggu/libur tidak wajib kerja. Toleransi terlambat 10 menit. Pegawai mencatat masuk/pulang memakai waktu server; petugas mencatat izin/sakit/cuti/dinas luar. Koreksi 7 hari dengan persetujuan petugas berbeda; selebihnya izin khusus. GPS/foto/biometrik nonaktif.</w:t>
+              <w:t xml:space="preserve">Satu shift Senin–Sabtu 07.00–14.00 Asia/Jakarta; Minggu/libur tidak wajib kerja. Toleransi terlambat 10 menit. Addendum 20 Oktober 2026: masuk/pulang pegawai wajib foto kamera baru + GPS, dikompresi server ke WebP maksimal 300 KiB/sisi 1.280 px/kualitas awal 80. Akurasi GPS maksimal 100 meter dan usia foto/lokasi maksimal 60 detik saat diterima; tanpa geofence pada baseline. Jam absensi tetap waktu server. Petugas mencatat izin/sakit/cuti/dinas luar; koreksi 7 hari dengan persetujuan petugas berbeda, selebihnya izin khusus. Biometrik tetap nonaktif; absensi siswa tetap harian oleh guru/wali kelas. DEC-16 versi baru berlaku prospektif; tanggal efektif operasional ditetapkan saat onboarding, tanpa memaksa bukti pada histori.</w:t>
             </w:r>
           </w:p>
         </w:tc>

--- a/SRS_SIM_Madrasah_MTs_Al_Karimiyyah_2026_2027_Revisi_v1_2.docx
+++ b/SRS_SIM_Madrasah_MTs_Al_Karimiyyah_2026_2027_Revisi_v1_2.docx
@@ -32,7 +32,7 @@
     </w:p>
     <w:p>
       <w:r>
-        <w:t xml:space="preserve">REVISI v1.2 • Addendum absensi foto + GPS • 20 Oktober 2026</w:t>
+        <w:t>REVISI v1.2 • Addendum foto/GPS dan autentikasi JWT + Google • 20 Oktober 2026</w:t>
       </w:r>
     </w:p>
     <w:tbl>
@@ -115,7 +115,7 @@
               <w:rPr>
                 <w:sz w:val="18"/>
               </w:rPr>
-              <w:t xml:space="preserve">Baseline pengembangan v1.2 dengan addendum absensi pegawai 20 Oktober 2026; default lainnya tetap mengikuti revisi 14 Oktober 2026.</w:t>
+              <w:t>Baseline v1.2 dengan addendum absensi pegawai serta penyelarasan autentikasi JWT + Google OAuth, 20 Oktober 2026. Implementasi dan kebutuhan lanjutan dibedakan eksplisit.</w:t>
             </w:r>
           </w:p>
         </w:tc>
@@ -152,7 +152,7 @@
               <w:rPr>
                 <w:sz w:val="18"/>
               </w:rPr>
-              <w:t xml:space="preserve">Revisi v1.1 tanggal 9 Oktober 2026, baseline 14 Oktober 2026, dan konfirmasi pemilik proyek 20 Oktober 2026: foto + GPS hanya untuk masuk/pulang pegawai.</w:t>
+              <w:t>Baseline 14 Oktober 2026; konfirmasi foto/GPS hanya masuk/pulang pegawai; permintaan JWT + Google OAuth dan audit kode autentikasi/pengelolaan akun pada 20 Oktober 2026.</w:t>
             </w:r>
           </w:p>
         </w:tc>
@@ -189,7 +189,7 @@
               <w:rPr>
                 <w:sz w:val="18"/>
               </w:rPr>
-              <w:t xml:space="preserve">Baseline v1.2 dipertahankan; addendum mengaktifkan foto kamera + GPS untuk masuk/pulang pegawai, kompresi sebelum penyimpanan, bukti privat dan policy berversi. Absensi siswa serta default lainnya tetap.</w:t>
+              <w:t>Foto/GPS, kompresi dan histori absensi tetap. FR-01, NFR-04, arsitektur, DEC-08/13 dan kriteria auth diselaraskan dengan kode JWT/BFF/Google; modul non-auth tetap pada baseline semula.</w:t>
             </w:r>
           </w:p>
         </w:tc>
@@ -226,7 +226,7 @@
               <w:rPr>
                 <w:sz w:val="18"/>
               </w:rPr>
-              <w:t xml:space="preserve">Laravel API + Next.js App Router/React/TypeScript + MySQL 8.4; Tailwind CSS/shadcn UI; satu monorepo, runtime PHP dan Node.js.</w:t>
+              <w:t>Laravel API + JWT HS256/Google OAuth; Next.js App Router/React/TypeScript + BFF cookie HttpOnly; MySQL 8.4; Tailwind CSS/shadcn UI; satu monorepo dan dua runtime.</w:t>
             </w:r>
           </w:p>
         </w:tc>
@@ -858,6 +858,43 @@
               <w:rPr>
                 <w:sz w:val="18"/>
               </w:rPr>
+              <w:t>Super Admin</w:t>
+            </w:r>
+          </w:p>
+        </w:tc>
+        <w:tc>
+          <w:tcPr>
+            <w:tcW w:type="dxa" w:w="4734"/>
+          </w:tcPr>
+          <w:p>
+            <w:pPr>
+              <w:spacing w:after="80"/>
+            </w:pPr>
+            <w:r>
+              <w:rPr>
+                <w:sz w:val="18"/>
+              </w:rPr>
+              <w:t>Akun pengelola awal untuk akun, role dan izin accounts.*; bukan bypass BK internal, honor atau mandat domain. Dibuat melalui seeder sesuai konfigurasi backend/config/accounts.php.</w:t>
+            </w:r>
+          </w:p>
+        </w:tc>
+      </w:tr>
+      <w:tr>
+        <w:trPr>
+          <w:cantSplit/>
+        </w:trPr>
+        <w:tc>
+          <w:tcPr>
+            <w:tcW w:type="dxa" w:w="4734"/>
+          </w:tcPr>
+          <w:p>
+            <w:pPr>
+              <w:spacing w:after="80"/>
+            </w:pPr>
+            <w:r>
+              <w:rPr>
+                <w:sz w:val="18"/>
+              </w:rPr>
               <w:t xml:space="preserve">Kepala Madrasah</w:t>
             </w:r>
           </w:p>
@@ -2013,11 +2050,12 @@
       <w:tblPr>
         <w:tblStyle w:val="LightShading-Accent1"/>
         <w:tblW w:type="auto" w:w="0"/>
+        <w:tblLayout w:type="fixed"/>
         <w:tblLook w:firstColumn="1" w:firstRow="1" w:lastColumn="0" w:lastRow="0" w:noHBand="0" w:noVBand="1" w:val="04A0"/>
       </w:tblPr>
       <w:tblGrid>
-        <w:gridCol w:w="4734"/>
-        <w:gridCol w:w="4734"/>
+        <w:gridCol w:w="1515"/>
+        <w:gridCol w:w="7953"/>
       </w:tblGrid>
       <w:tr>
         <w:trPr>
@@ -2026,7 +2064,7 @@
         </w:trPr>
         <w:tc>
           <w:tcPr>
-            <w:tcW w:type="dxa" w:w="4734"/>
+            <w:tcW w:type="dxa" w:w="1515"/>
           </w:tcPr>
           <w:p>
             <w:pPr>
@@ -2042,7 +2080,7 @@
         </w:tc>
         <w:tc>
           <w:tcPr>
-            <w:tcW w:type="dxa" w:w="4734"/>
+            <w:tcW w:type="dxa" w:w="7953"/>
           </w:tcPr>
           <w:p>
             <w:pPr>
@@ -2063,7 +2101,7 @@
         </w:trPr>
         <w:tc>
           <w:tcPr>
-            <w:tcW w:type="dxa" w:w="4734"/>
+            <w:tcW w:type="dxa" w:w="1515"/>
           </w:tcPr>
           <w:p>
             <w:pPr>
@@ -2079,17 +2117,17 @@
         </w:tc>
         <w:tc>
           <w:tcPr>
-            <w:tcW w:type="dxa" w:w="4734"/>
-          </w:tcPr>
-          <w:p>
-            <w:pPr>
-              <w:spacing w:after="80"/>
-            </w:pPr>
-            <w:r>
-              <w:rPr>
-                <w:sz w:val="18"/>
-              </w:rPr>
-              <w:t xml:space="preserve">Login/logout berbasis sesi Laravel Sanctum, multi-peran, akun aktif/nonaktif dan sesi aman untuk frontend Next.js.</w:t>
+            <w:tcW w:type="dxa" w:w="7953"/>
+          </w:tcPr>
+          <w:p>
+            <w:pPr>
+              <w:spacing w:after="80"/>
+            </w:pPr>
+            <w:r>
+              <w:rPr>
+                <w:sz w:val="18"/>
+              </w:rPr>
+              <w:t>Login dengan username atau email dan password melalui Laravel API /api/v1/auth. Guard api memakai JWT HS256; akun dan identitas person harus aktif, multi-peran didukung, dan akun siswa-only tetap ditolak. Logout mencabut sesi JWT di server.</w:t>
             </w:r>
           </w:p>
         </w:tc>
@@ -2100,7 +2138,7 @@
         </w:trPr>
         <w:tc>
           <w:tcPr>
-            <w:tcW w:type="dxa" w:w="4734"/>
+            <w:tcW w:type="dxa" w:w="1515"/>
           </w:tcPr>
           <w:p>
             <w:pPr>
@@ -2116,17 +2154,17 @@
         </w:tc>
         <w:tc>
           <w:tcPr>
-            <w:tcW w:type="dxa" w:w="4734"/>
-          </w:tcPr>
-          <w:p>
-            <w:pPr>
-              <w:spacing w:after="80"/>
-            </w:pPr>
-            <w:r>
-              <w:rPr>
-                <w:sz w:val="18"/>
-              </w:rPr>
-              <w:t xml:space="preserve">Sandi dihash; reset via email terverifikasi atau operator terverifikasi untuk akun tanpa email. Sandi sementara kedaluwarsa 24 jam dan hanya sekali login; sesi tersebut hanya dapat mengganti sandi/logout sebelum mengakses domain.</w:t>
+            <w:tcW w:type="dxa" w:w="7953"/>
+          </w:tcPr>
+          <w:p>
+            <w:pPr>
+              <w:spacing w:after="80"/>
+            </w:pPr>
+            <w:r>
+              <w:rPr>
+                <w:sz w:val="18"/>
+              </w:rPr>
+              <w:t>Sandi dihash oleh Laravel. Pembuatan akun dan reset oleh petugas berizin menghasilkan sandi sementara 24 jam, sekali login, lalu wajib diganti; sesi terbatas hanya boleh membaca profil, mengganti sandi, atau logout. Ganti sandi memerlukan sandi lama, konfirmasi, minimal 12 karakter dengan huruf besar/kecil dan angka, maksimal 72 byte; seluruh sesi dicabut setelah berhasil. Pemulihan mandiri melalui tautan email belum tersedia.</w:t>
             </w:r>
           </w:p>
         </w:tc>
@@ -2137,7 +2175,7 @@
         </w:trPr>
         <w:tc>
           <w:tcPr>
-            <w:tcW w:type="dxa" w:w="4734"/>
+            <w:tcW w:type="dxa" w:w="1515"/>
           </w:tcPr>
           <w:p>
             <w:pPr>
@@ -2153,22 +2191,213 @@
         </w:tc>
         <w:tc>
           <w:tcPr>
-            <w:tcW w:type="dxa" w:w="4734"/>
-          </w:tcPr>
-          <w:p>
-            <w:pPr>
-              <w:spacing w:after="80"/>
-            </w:pPr>
-            <w:r>
-              <w:rPr>
-                <w:sz w:val="18"/>
-              </w:rPr>
-              <w:t>Pembatasan percobaan login, pencabutan sesi saat akun dinonaktifkan, dan audit perubahan izin.</w:t>
+            <w:tcW w:type="dxa" w:w="7953"/>
+          </w:tcPr>
+          <w:p>
+            <w:pPr>
+              <w:spacing w:after="80"/>
+            </w:pPr>
+            <w:r>
+              <w:rPr>
+                <w:sz w:val="18"/>
+              </w:rPr>
+              <w:t>Batasi login 5/menit per kombinasi login+IP dan 20/menit per IP; refresh 30/menit per IP, Google 10/menit per IP, ganti sandi 5/menit per akun. Audit login, refresh/replay, logout dan pengelolaan akun. Perubahan password/status/email dan tindakan reset/pencabutan sesi membatalkan sesi sesuai layanan yang berlaku.</w:t>
+            </w:r>
+          </w:p>
+        </w:tc>
+      </w:tr>
+      <w:tr>
+        <w:trPr>
+          <w:cantSplit/>
+        </w:trPr>
+        <w:tc>
+          <w:tcPr>
+            <w:tcW w:type="dxa" w:w="1515"/>
+          </w:tcPr>
+          <w:p>
+            <w:pPr>
+              <w:spacing w:after="80"/>
+            </w:pPr>
+            <w:r>
+              <w:rPr>
+                <w:sz w:val="18"/>
+              </w:rPr>
+              <w:t>FR-01-04</w:t>
+            </w:r>
+          </w:p>
+        </w:tc>
+        <w:tc>
+          <w:tcPr>
+            <w:tcW w:type="dxa" w:w="7953"/>
+          </w:tcPr>
+          <w:p>
+            <w:pPr>
+              <w:spacing w:after="80"/>
+            </w:pPr>
+            <w:r>
+              <w:rPr>
+                <w:sz w:val="18"/>
+              </w:rPr>
+              <w:t>JWT memiliki claim iss/aud/sub/sid/jti/iat/nbf/exp dan token_use=access. Access token default 15 menit. Refresh token acak 32 byte hanya disimpan sebagai hash SHA-256; rotasi sekali pakai mengganti JWT/jti dan refresh, tanpa memperpanjang batas absolut 120 menit. Replay refresh mencabut seluruh sesi terkait; logout-all tersedia pada API Laravel.</w:t>
+            </w:r>
+          </w:p>
+        </w:tc>
+      </w:tr>
+      <w:tr>
+        <w:trPr>
+          <w:cantSplit/>
+        </w:trPr>
+        <w:tc>
+          <w:tcPr>
+            <w:tcW w:type="dxa" w:w="1515"/>
+          </w:tcPr>
+          <w:p>
+            <w:pPr>
+              <w:spacing w:after="80"/>
+            </w:pPr>
+            <w:r>
+              <w:rPr>
+                <w:sz w:val="18"/>
+              </w:rPr>
+              <w:t>FR-01-05</w:t>
+            </w:r>
+          </w:p>
+        </w:tc>
+        <w:tc>
+          <w:tcPr>
+            <w:tcW w:type="dxa" w:w="7953"/>
+          </w:tcPr>
+          <w:p>
+            <w:pPr>
+              <w:spacing w:after="80"/>
+            </w:pPr>
+            <w:r>
+              <w:rPr>
+                <w:sz w:val="18"/>
+              </w:rPr>
+              <w:t>Google OAuth opsional memakai Socialite, state satu kali, PKCE dan masa transaksi 10 menit. Hanya akun lokal aktif dengan email terverifikasi yang sama dan tanpa kewajiban ganti sandi dapat masuk. Tautan provider/subject dibuat pada login Google pertama yang sah; akun baru tidak didaftarkan otomatis. Subject berbeda untuk tautan yang sama ditolak; token Google tidak disimpan.</w:t>
+            </w:r>
+          </w:p>
+        </w:tc>
+      </w:tr>
+      <w:tr>
+        <w:trPr>
+          <w:cantSplit/>
+        </w:trPr>
+        <w:tc>
+          <w:tcPr>
+            <w:tcW w:type="dxa" w:w="1515"/>
+          </w:tcPr>
+          <w:p>
+            <w:pPr>
+              <w:spacing w:after="80"/>
+            </w:pPr>
+            <w:r>
+              <w:rPr>
+                <w:sz w:val="18"/>
+              </w:rPr>
+              <w:t>FR-01-06</w:t>
+            </w:r>
+          </w:p>
+        </w:tc>
+        <w:tc>
+          <w:tcPr>
+            <w:tcW w:type="dxa" w:w="7953"/>
+          </w:tcPr>
+          <w:p>
+            <w:pPr>
+              <w:spacing w:after="80"/>
+            </w:pPr>
+            <w:r>
+              <w:rPr>
+                <w:sz w:val="18"/>
+              </w:rPr>
+              <w:t>Next.js BFF menjembatani /api/auth/* dan /api/accounts/* ke Laravel. JWT dan refresh hanya pada cookie HttpOnly; JSON yang diterima UI tidak berisi token. Mutasi memeriksa Origin dan JSON; transaksi Google memakai cookie madrasah_google maksimal 600 detik pada Path=/api/auth/google, lalu dihapus setelah callback.</w:t>
+            </w:r>
+          </w:p>
+        </w:tc>
+      </w:tr>
+      <w:tr>
+        <w:trPr>
+          <w:cantSplit/>
+        </w:trPr>
+        <w:tc>
+          <w:tcPr>
+            <w:tcW w:type="dxa" w:w="1515"/>
+          </w:tcPr>
+          <w:p>
+            <w:pPr>
+              <w:spacing w:after="80"/>
+            </w:pPr>
+            <w:r>
+              <w:rPr>
+                <w:sz w:val="18"/>
+              </w:rPr>
+              <w:t>FR-01-07</w:t>
+            </w:r>
+          </w:p>
+        </w:tc>
+        <w:tc>
+          <w:tcPr>
+            <w:tcW w:type="dxa" w:w="7953"/>
+          </w:tcPr>
+          <w:p>
+            <w:pPr>
+              <w:spacing w:after="80"/>
+            </w:pPr>
+            <w:r>
+              <w:rPr>
+                <w:sz w:val="18"/>
+              </w:rPr>
+              <w:t>DatabaseSeeder menjalankan ReferenceDataSeeder dan SuperAdminSeeder; AccountAccessSeeder menyediakan 10 role awal termasuk super_admin serta 10 izin accounts.*. INITIAL_ADMIN_EMAIL/NAME/USERNAME/PASSWORD dibaca di backend. Jika password kosong, seeder memberi hash sandi acak yang tidak ditampilkan agar akun awal dapat memakai Google; konfigurasi Google wajib tersedia. Seeder tidak mengubah akun lama dan berhenti bila sudah ada grant Super Admin.</w:t>
+            </w:r>
+          </w:p>
+        </w:tc>
+      </w:tr>
+      <w:tr>
+        <w:trPr>
+          <w:cantSplit/>
+        </w:trPr>
+        <w:tc>
+          <w:tcPr>
+            <w:tcW w:type="dxa" w:w="1515"/>
+          </w:tcPr>
+          <w:p>
+            <w:pPr>
+              <w:spacing w:after="80"/>
+            </w:pPr>
+            <w:r>
+              <w:rPr>
+                <w:sz w:val="18"/>
+              </w:rPr>
+              <w:t>FR-01-08</w:t>
+            </w:r>
+          </w:p>
+        </w:tc>
+        <w:tc>
+          <w:tcPr>
+            <w:tcW w:type="dxa" w:w="7953"/>
+          </w:tcPr>
+          <w:p>
+            <w:pPr>
+              <w:spacing w:after="80"/>
+            </w:pPr>
+            <w:r>
+              <w:rPr>
+                <w:sz w:val="18"/>
+              </w:rPr>
+              <w:t>Pengelolaan akun /api/v1/accounts mencakup daftar/detail/pembuatan/perubahan akun, status, role dan izin accounts.*, verifikasi email dengan pemeriksaan identitas, reset sandi sementara untuk akun lain, pencabutan sesi, pemutusan Google, audit serta konflik lock_version. UI tidak menawarkan hapus fisik akun atau pendaftaran publik. Izin dan mandat domain di luar accounts.* belum dikelola melalui UI ini.</w:t>
             </w:r>
           </w:p>
         </w:tc>
       </w:tr>
     </w:tbl>
+    <w:p>
+      <w:pPr/>
+      <w:r>
+        <w:t>Status 20 Oktober 2026: fondasi auth, akun, shell, sidebar dan dashboard role awal sudah memiliki kode/tes. Menu domain baru masih disabled dan bukan bukti implementasi bisnis. Pemulihan mandiri via email, pengaturan mandat domain melalui UI, serta penetapan sandi pertama untuk akun Google-only tanpa sandi lama belum tersedia. Production TLS, konfigurasi Google nyata dan UAT tetap perlu validasi operasional.</w:t>
+      </w:r>
+    </w:p>
     <w:p/>
     <w:p>
       <w:pPr>
@@ -6078,7 +6307,7 @@
               <w:rPr>
                 <w:sz w:val="18"/>
               </w:rPr>
-              <w:t xml:space="preserve">HTTPS; sesi Sanctum Secure/HttpOnly/SameSite=Lax; CSRF; idle 120 menit; login maksimum 5 percobaan/menit per akun+IP dan limiter IP tambahan; otorisasi objek di Laravel.</w:t>
+              <w:t>HTTPS produksi; JWT HS256 dengan validasi signature, issuer, audience, subject, sid/jti, iat/nbf/exp dan sesi server. Access default 15 menit; batas absolut sesi/refresh 120 menit sejak login, tidak diperpanjang saat refresh. BFF Next.js memakai cookie HttpOnly, Secure di production, SameSite=Lax dan pemeriksaan Origin+application/json pada mutasi. Token tidak disimpan di localStorage/sessionStorage atau payload UI. Timestamp internal UTC; tampilan Asia/Jakarta.</w:t>
             </w:r>
           </w:p>
         </w:tc>
@@ -6094,7 +6323,7 @@
               <w:rPr>
                 <w:sz w:val="18"/>
               </w:rPr>
-              <w:t xml:space="preserve">Uji akses langsung, sesi kedaluwarsa, login berulang, dan perubahan ID objek.</w:t>
+              <w:t>Uji JWT palsu/kedaluwarsa, replay refresh, pencabutan sesi, state/PKCE Google, mutasi BFF lintas Origin, rate limit, dan otorisasi objek. Verifikasi HTTPS/cookie produksi dan konfigurasi proxy pada staging.</w:t>
             </w:r>
           </w:p>
         </w:tc>
@@ -7471,7 +7700,7 @@
               <w:rPr>
                 <w:sz w:val="18"/>
               </w:rPr>
-              <w:t xml:space="preserve">users, roles, permissions, user_roles, role_permissions; user terhubung ke identitas pegawai/wali/siswa sesuai jenis akun.</w:t>
+              <w:t>persons, users, roles, permissions, user_roles, role_permissions, authorization_mandates; auth_sessions, auth_refresh_tokens dan oauth_accounts untuk JWT/Google. Akun siswa-only nonaktif.</w:t>
             </w:r>
           </w:p>
         </w:tc>
@@ -7953,7 +8182,7 @@
     </w:p>
     <w:p>
       <w:r>
-        <w:t xml:space="preserve">Alur UI: browser → HTTPS/Nginx → Next.js untuk halaman/aset atau Laravel untuk /api/v1, /sanctum/csrf-cookie, /login, /logout dan endpoint akun. API Laravel menjalankan middleware sesi Sanctum, Form Request, Policy dan Action/Service → transaksi MySQL → JSON Resource/DTO → React. Queue setelah commit menjalankan ekspor/impor/backup, lalu API menyediakan status dan unduhan berizin.</w:t>
+        <w:t>Alur UI: browser → HTTPS/Nginx → Next.js untuk halaman dan BFF /api/auth/* serta /api/accounts/* → Laravel /api/v1 melalui host API_BASE_URL tepercaya. BFF menyimpan JWT/refresh pada cookie HttpOnly dan menambahkan Authorization: Bearer hanya pada request server-ke-server yang memerlukan access token. Laravel guard api, Form Request, pemeriksaan akses dan layanan transaksi membaca MySQL lalu menghasilkan JSON Resource/DTO. Worker ekspor/impor/backup tetap bagian implementasi domain berikutnya.</w:t>
       </w:r>
     </w:p>
     <w:p>
@@ -8082,7 +8311,7 @@
               <w:rPr>
                 <w:sz w:val="18"/>
               </w:rPr>
-              <w:t xml:space="preserve">API /api/v1, autentikasi Sanctum sesi, validasi, Policy, layanan bisnis dan transaksi.</w:t>
+              <w:t>API /api/v1, guard api JWT, Google OAuth melalui Socialite, validasi, pemeriksaan akses, layanan bisnis dan transaksi. Laravel tetap sumber akun, sesi dan izin.</w:t>
             </w:r>
           </w:p>
         </w:tc>
@@ -8135,7 +8364,7 @@
               <w:rPr>
                 <w:sz w:val="18"/>
               </w:rPr>
-              <w:t xml:space="preserve">Resource/DTO minimum, pagination, error, CSRF, idempotensi dan versi kompatibel.</w:t>
+              <w:t>Resource/DTO minimum, endpoint auth/account, pagination sesuai endpoint, error 401/403/409/422/429/5xx, proteksi Origin BFF, serta kontrak idempotensi domain yang masih perlu diimplementasikan.</w:t>
             </w:r>
           </w:p>
         </w:tc>
@@ -8462,7 +8691,7 @@
     <w:p/>
     <w:p>
       <w:r>
-        <w:t xml:space="preserve">Backend memakai Laravel API dengan Sanctum dan autentikasi sesi; frontend memakai Next.js App Router + React/TypeScript. Laravel 13/PHP 8.4 dan Next.js 16/React 19 adalah keluarga versi awal sesuai repository; versi patch yang kompatibel dikunci composer.lock/pnpm-lock.yaml, runtime Node.js LTS dipilih dari engine paket terpasang dan diuji di CI. MySQL baseline 8.4. Semua frontend, portal dan website publik berjalan melalui Next.js.</w:t>
+        <w:t>Backend memakai Laravel API dengan JWT HS256 dan Google OAuth opsional; frontend memakai Next.js App Router + React/TypeScript dengan Backend for Frontend (BFF). Laravel 13/PHP 8.4 dan Next.js 16/React 19 adalah keluarga versi proyek; patch dikunci composer.lock/pnpm-lock.yaml dan diuji pada lingkungan rilis. MySQL baseline 8.4. Tailwind CSS dan shadcn lokal digunakan konsisten sesuai design-system.md; komponen yang tersedia digunakan ulang sebelum membuat komponen baru.</w:t>
       </w:r>
     </w:p>
     <w:p>
@@ -8486,7 +8715,7 @@
         <w:pStyle w:val="ListBullet"/>
       </w:pPr>
       <w:r>
-        <w:t xml:space="preserve">Autentikasi browser memakai sesi cookie Laravel Sanctum, bukan bearer token di localStorage. Origin publik sama melalui Nginx; client mengambil /sanctum/csrf-cookie lalu mengirim kredensial dan X-XSRF-TOKEN untuk login/tulis. Cookie sesi Secure, HttpOnly, SameSite=Lax, host-only; idle timeout 120 menit, remember-me nonaktif. Domain stateful Sanctum dan trusted proxy dikonfigurasi eksplisit. CORS development hanya origin terdaftar, tanpa wildcard kredensial.</w:t>
+        <w:t>Browser menggunakan BFF Next.js: madrasah_access dan madrasah_refresh disimpan sebagai cookie HttpOnly, host-only, Path=/, SameSite=Lax; Secure aktif pada production. Max-Age cookie mengikuti sisa refresh_expires_in, sedangkan masa sah JWT tetap expires_in. Mutasi BFF mewajibkan Origin sama dengan APP_URL dan Content-Type application/json; kegagalan ditolak 403. Laravel menerima access token melalui Authorization: Bearer dari BFF. Access default 15 menit, sesi/refresh absolut 120 menit sejak login, tanpa idle sliding atau remember-me. CORS Laravel berisi allowlist origin dengan supports_credentials=false; cookie sesi Laravel hanya untuk transaksi OAuth Google, bukan login API utama.</w:t>
       </w:r>
     </w:p>
     <w:p>
@@ -8494,7 +8723,7 @@
         <w:pStyle w:val="ListBullet"/>
       </w:pPr>
       <w:r>
-        <w:t xml:space="preserve">API Resource/DTO hanya mengembalikan field yang dibutuhkan dan diotorisasi. BK internal, kunci soal dan siswa lain tidak boleh ikut respons, React props atau payload Server Components tanpa izin objek yang sesuai. Default halaman privat memakai client fetching ke Laravel dengan no-store; Next.js dan CDN tidak menyimpan respons personal dalam cache bersama. Pemeriksaan tampilan/redirect frontend tetap diikuti Policy backend pada setiap request.</w:t>
+        <w:t>API Resource/DTO hanya mengembalikan field yang dibutuhkan dan diotorisasi. BK internal, kunci soal dan siswa lain tidak boleh ikut respons/props tanpa izin objek yang sesuai. Halaman privat saat ini membaca profil melalui server helper auth/me; data dan mutasi fitur akun melewati BFF. Fetch personal no-store dan tidak memakai cache lintas pengguna. API domain tetap memerlukan pemeriksaan tindakan/objek di Laravel saat diimplementasikan.</w:t>
       </w:r>
     </w:p>
     <w:p>
@@ -8502,7 +8731,7 @@
         <w:pStyle w:val="ListBullet"/>
       </w:pPr>
       <w:r>
-        <w:t xml:space="preserve">Formulir React menggunakan validasi UX dan HTTP client terpusat; server Laravel tetap menentukan hasil validasi dan izin. Respons 422 berisi error per field; 401 untuk belum login, 403 untuk izin ditolak, 409 untuk konflik versi/idempotensi, 419 untuk CSRF, 429 untuk rate limit. Request tulis kritis memakai Idempotency-Key dan expected lock_version. Filter/paginasi/pencarian menggunakan API server; abort/retry tidak menggandakan transaksi.</w:t>
+        <w:t>Formulir React memakai validasi UX dan HTTP client terpusat; Laravel menentukan validasi/izin. Respons 422 untuk field, 401 untuk autentikasi gagal, 403 untuk izin atau Origin BFF ditolak, 409 untuk konflik lock_version, 429 untuk rate limit; fitur nonaktif/tidak tersedia dapat mengembalikan 404. Timeout/upstream error BFF memakai pesan aman 5xx. Pengelolaan akun memakai lock_version; Idempotency-Key dan pola pagination domain masih persyaratan bagi API yang belum dibuat. Daftar akun saat ini 15/baris dan audit akun 20/baris.</w:t>
       </w:r>
     </w:p>
     <w:p>
@@ -8510,7 +8739,7 @@
         <w:pStyle w:val="ListBullet"/>
       </w:pPr>
       <w:r>
-        <w:t xml:space="preserve">Frontend memakai frontend/app untuk App Router, components untuk komponen bersama, features untuk domain, lib/api untuk HTTP client dan types untuk kontrak API. Website publik memakai Server Components/SSR dan cache hanya data terbit; publikasi/arsip/pencabutan menginvalidasi cache. Halaman privat no-store; bila nanti memakai server fetching personal, cookie hanya diteruskan ke backend tepercaya per request dan hasil tetap tidak dicache bersama. Secret hanya server-side, tidak memakai NEXT_PUBLIC_.</w:t>
+        <w:t>Frontend memakai frontend/app untuk App Router dan route BFF, components/ui untuk shadcn lokal, components/layout/auth/accounts untuk komponen fitur bersama, serta lib/auth dan lib/accounts untuk kontrak/helper HTTP. Server Component memakai requireUser dan batas Suspense; Client Component memakai endpoint BFF same-origin. Komponen digunakan ulang sesuai design-system.md. Modul website publik/SSR dan cache data terbit masih rencana; secret tetap server-side tanpa prefix NEXT_PUBLIC_.</w:t>
       </w:r>
     </w:p>
     <w:p>
@@ -8526,7 +8755,7 @@
         <w:pStyle w:val="ListBullet"/>
       </w:pPr>
       <w:r>
-        <w:t xml:space="preserve">Development → staging → production memakai monorepo dengan konfigurasi terpisah. CI memeriksa tes Laravel, lint/typecheck/build Next.js dan kontrak API. Rilis memuat migration kompatibel, backend dan build Next.js; restart worker/Node.js dilakukan terawasi. Nginx merutekan endpoint API/auth ke public/index.php Laravel dan halaman/aset ke Node.js; hanya HTTPS publik, MySQL privat, debug mati. API /api/v1/public hanya mengembalikan konten published.</w:t>
+        <w:t>Development → staging → production memakai monorepo dan konfigurasi terpisah. CI/rilis memeriksa tes Laravel dan lint/typecheck/build Next.js sesuai cakupan perubahan. Nginx meneruskan /api/v1/* ke PHP-FPM Laravel; /api/auth/*, /api/accounts/*, halaman dan aset ke runtime Next.js. BFF menggunakan API_BASE_URL tetap. HTTPS, konfigurasi proxy, worker/scheduler, backup, deployment dan API publik /api/v1/public tetap harus dibuktikan pada staging/implementasi domain terkait.</w:t>
       </w:r>
     </w:p>
     <w:p>
@@ -8579,7 +8808,7 @@
     </w:p>
     <w:p>
       <w:r>
-        <w:t xml:space="preserve">ADR mencatat konteks, alasan, konsekuensi, pemilik dan tanggal. ADR-01 menetapkan Laravel API + Next.js/React + MySQL; ADR-02 Sanctum cookie pada same-origin; ADR-03 snapshot honor/paket; ADR-04 snapshot laporan dan perubahan tarif/kategori bertanggal. Default DEC-01–DEC-19 dapat direvisi dengan versi efektif baru; hasil historis tidak ditimpa.</w:t>
+        <w:t>ADR mencatat konteks, alasan, konsekuensi, pemilik dan tanggal. ADR-01 menetapkan Laravel API + Next.js/React + MySQL; ADR-02 diperbarui 20 Oktober 2026 mengikuti permintaan JWT + Google OAuth dengan BFF dan cookie HttpOnly; ADR-03 snapshot honor/paket; ADR-04 snapshot laporan. DEC-08 dan DEC-13 diselaraskan pada implementasi autentikasi; aturan bisnis non-auth dan snapshot historis tetap.</w:t>
       </w:r>
     </w:p>
     <w:p>
@@ -8600,7 +8829,7 @@
         <w:pStyle w:val="Normal"/>
       </w:pPr>
       <w:r>
-        <w:t xml:space="preserve">GET /api/v1/me menyediakan identitas/izin tampilan minimum; /api/v1/public hanya konten terbit; endpoint domain mengembalikan data, meta pagination dan request_id. Ukuran halaman default 25/maksimal 100. Konflik idempotensi atau lock_version menghasilkan 409; idempotency key terikat aktor/operasi/hash payload. Backend menolak atribut dan scope yang tidak diizinkan.</w:t>
+        <w:t>GET /api/v1/auth/me menyediakan profil, role aktif, permissions accounts.* dan navigation; BFF mengekspos pemeriksaan sesi melalui GET /api/auth/session. API accounts memakai meta page/last_page/total dengan 15 baris akun dan 20 baris audit. Endpoint /api/v1/public, OpenAPI lengkap, pagination domain 25/maksimal 100 dan idempotency key terikat aktor/operasi/hash payload merupakan kebutuhan modul berikutnya. Konflik lock_version akun yang terimplementasi menghasilkan 409.</w:t>
       </w:r>
     </w:p>
     <w:p>
@@ -8608,7 +8837,7 @@
         <w:pStyle w:val="Normal"/>
       </w:pPr>
       <w:r>
-        <w:t xml:space="preserve">GET personal dan unduhan privat mengirim Cache-Control: private, no-store. Seluruh respons Set-Cookie/auth di Nginx melewati cache. Konten publik yang wajib mendukung pencabutan tidak memakai cache bersama pada baseline; optimasi cache publik kemudian harus mempunyai invalidasi sinkron atau batas staleness eksplisit. API publik tetap memeriksa published_revision dan aset belum dicabut.</w:t>
+        <w:t>GET personal dan unduhan privat memakai Cache-Control: private, no-store. Middleware API Laravel dan respons BFF auth/account menerapkan kebijakan privat; request personal ke Laravel memakai cache: no-store. Autentikasi Server Component memakai cookies/connection dan memoization hanya selama request, dengan batas Suspense. Respons Set-Cookie/auth melewati cache proxy/CDN. API publik/pencabutan aset dan invalidasi cache masih harus diuji saat modul publikasi dibuat.</w:t>
       </w:r>
     </w:p>
     <w:p>
@@ -8616,7 +8845,7 @@
         <w:pStyle w:val="Normal"/>
       </w:pPr>
       <w:r>
-        <w:t xml:space="preserve">Laravel menjadi pemilik akun, sesi dan izin; Next.js tidak mempunyai users/session database terpisah. Endpoint autentikasi didaftarkan eksplisit pada reverse proxy. Credential server ke server hanya ke host backend tetap; URL dari input tidak boleh menerima cookie/secret. Secret ENV tidak dikirim sebagai NEXT_PUBLIC_ atau props.</w:t>
+        <w:t>Laravel memiliki akun, auth_sessions, auth_refresh_tokens, oauth_accounts dan otorisasi. Next.js tidak memiliki database identitas/session terpisah; ia mengelola cookie browser dan menjembatani HTTP ke Laravel. Pembacaan sesi halaman memanggil auth/me; pembaruan token berjalan melalui route BFF, dengan deduplikasi refresh 15 detik dalam satu proses Node.js. Multi-instance memerlukan koordinasi/peninjauan tersendiri. Secret ENV backend/BFF tidak memakai NEXT_PUBLIC_ dan tidak dikirim sebagai props atau log.</w:t>
       </w:r>
     </w:p>
     <w:p>
@@ -8782,7 +9011,7 @@
               <w:rPr>
                 <w:sz w:val="18"/>
               </w:rPr>
-              <w:t xml:space="preserve">ERD/kamus data, backend Laravel API + Sanctum, frontend Next.js/TypeScript, OpenAPI, master/periode, CI dan staging.</w:t>
+              <w:t>ERD/kamus data, backend Laravel API + JWT/Google OAuth, BFF Next.js/TypeScript, kontrak API, master/periode, CI dan staging; komponen UI mengikuti design-system.md.</w:t>
             </w:r>
           </w:p>
         </w:tc>
@@ -8798,7 +9027,7 @@
               <w:rPr>
                 <w:sz w:val="18"/>
               </w:rPr>
-              <w:t xml:space="preserve">Login cookie/CSRF dan navigasi Next.js berjalan; API minimum berizin, CORS teruji, impor valid, frontend/backend build lulus.</w:t>
+              <w:t>Login password/Google, rotasi token, cookie HttpOnly, proteksi Origin dan navigasi berizin teruji; kelengkapan impor/master, CI/staging dan seluruh kriteria fondasi tetap dibuktikan terpisah.</w:t>
             </w:r>
           </w:p>
         </w:tc>
@@ -10998,7 +11227,7 @@
               <w:rPr>
                 <w:sz w:val="18"/>
               </w:rPr>
-              <w:t xml:space="preserve">Periksa JSON API/payload Next.js untuk wali/guru; sesi kedaluwarsa, CSRF salah, CORS origin asing, dan akses langsung.</w:t>
+              <w:t>Periksa JSON API/payload Next.js untuk wali/guru; JWT kedaluwarsa/palsu, Origin BFF asing, CORS origin asing, replay refresh dan akses langsung.</w:t>
             </w:r>
           </w:p>
         </w:tc>
@@ -11014,7 +11243,7 @@
               <w:rPr>
                 <w:sz w:val="18"/>
               </w:rPr>
-              <w:t xml:space="preserve">Siswa lain/BK internal/kunci tidak terkirim; tulis ditolak tanpa perubahan; sesi sah dapat menjalankan alur berizin dan data privat tidak dicache bersama.</w:t>
+              <w:t>Token tidak masuk payload UI/localStorage/log; mutasi BFF lintas Origin ditolak 403 dan replay mencabut sesi. Pemeriksaan siswa lain/BK internal/kunci tetap wajib saat API domain dibuat; data privat tidak memakai cache bersama.</w:t>
             </w:r>
           </w:p>
         </w:tc>
@@ -11412,7 +11641,7 @@
               <w:rPr>
                 <w:sz w:val="18"/>
               </w:rPr>
-              <w:t xml:space="preserve">Akun tanpa email reset oleh operator; Next.js load ulang dan logout/disable sesi aktif.</w:t>
+              <w:t>Akun direset oleh petugas berizin setelah pemeriksaan identitas; uji satu kali sandi sementara, ganti sandi, reload Next.js, logout dan penonaktifan sesi aktif.</w:t>
             </w:r>
           </w:p>
         </w:tc>
@@ -11428,7 +11657,7 @@
               <w:rPr>
                 <w:sz w:val="18"/>
               </w:rPr>
-              <w:t xml:space="preserve">Verifikasi tercatat, sandi sementara wajib diganti; disable/logout menutup sesi; cookie/secret tidak masuk payload/log/browser storage.</w:t>
+              <w:t>Alasan/identitas dan audit tercatat; sandi sementara kedaluwarsa 24 jam dan hanya sekali login. Akses domain/refresh diblokir sampai sandi diganti; reset/ganti sandi/disable/logout mencabut sesi sesuai cakupannya. Rahasia tidak masuk payload UI, log atau browser storage.</w:t>
             </w:r>
           </w:p>
         </w:tc>
@@ -11705,6 +11934,282 @@
                 <w:sz w:val="18"/>
               </w:rPr>
               <w:t xml:space="preserve">Riwayat/policy lama tetap; kewajiban bukti mengikuti policy baru prospektif, bukti asli tidak ditimpa koreksi; siswa tetap harian tanpa foto/GPS. Rollback addendum di database uji mempertahankan tabel/absensi lama.</w:t>
+            </w:r>
+          </w:p>
+        </w:tc>
+      </w:tr>
+      <w:tr>
+        <w:trPr>
+          <w:cantSplit/>
+        </w:trPr>
+        <w:tc>
+          <w:tcPr>
+            <w:tcW w:type="dxa" w:w="2367"/>
+          </w:tcPr>
+          <w:p>
+            <w:pPr>
+              <w:spacing w:after="80"/>
+            </w:pPr>
+            <w:r>
+              <w:rPr>
+                <w:sz w:val="18"/>
+              </w:rPr>
+              <w:t>AC-36</w:t>
+            </w:r>
+          </w:p>
+        </w:tc>
+        <w:tc>
+          <w:tcPr>
+            <w:tcW w:type="dxa" w:w="2367"/>
+          </w:tcPr>
+          <w:p>
+            <w:pPr>
+              <w:spacing w:after="80"/>
+            </w:pPr>
+            <w:r>
+              <w:rPr>
+                <w:sz w:val="18"/>
+              </w:rPr>
+              <w:t>FR-01-01/03/04; NFR-04</w:t>
+            </w:r>
+          </w:p>
+        </w:tc>
+        <w:tc>
+          <w:tcPr>
+            <w:tcW w:type="dxa" w:w="2367"/>
+          </w:tcPr>
+          <w:p>
+            <w:pPr>
+              <w:spacing w:after="80"/>
+            </w:pPr>
+            <w:r>
+              <w:rPr>
+                <w:sz w:val="18"/>
+              </w:rPr>
+              <w:t>Login password; periksa claim/durasi; refresh, replay token lama, dan tunggu batas sesi.</w:t>
+            </w:r>
+          </w:p>
+        </w:tc>
+        <w:tc>
+          <w:tcPr>
+            <w:tcW w:type="dxa" w:w="2367"/>
+          </w:tcPr>
+          <w:p>
+            <w:pPr>
+              <w:spacing w:after="80"/>
+            </w:pPr>
+            <w:r>
+              <w:rPr>
+                <w:sz w:val="18"/>
+              </w:rPr>
+              <w:t>JWT sah dapat membaca auth/me; access default 900 detik dan refresh awal 7.200 detik. Rotasi tidak memperpanjang expires_at, jti lama ditolak, replay mencabut sesi; JWT palsu atau sesi dicabut ditolak.</w:t>
+            </w:r>
+          </w:p>
+        </w:tc>
+      </w:tr>
+      <w:tr>
+        <w:trPr>
+          <w:cantSplit/>
+        </w:trPr>
+        <w:tc>
+          <w:tcPr>
+            <w:tcW w:type="dxa" w:w="2367"/>
+          </w:tcPr>
+          <w:p>
+            <w:pPr>
+              <w:spacing w:after="80"/>
+            </w:pPr>
+            <w:r>
+              <w:rPr>
+                <w:sz w:val="18"/>
+              </w:rPr>
+              <w:t>AC-37</w:t>
+            </w:r>
+          </w:p>
+        </w:tc>
+        <w:tc>
+          <w:tcPr>
+            <w:tcW w:type="dxa" w:w="2367"/>
+          </w:tcPr>
+          <w:p>
+            <w:pPr>
+              <w:spacing w:after="80"/>
+            </w:pPr>
+            <w:r>
+              <w:rPr>
+                <w:sz w:val="18"/>
+              </w:rPr>
+              <w:t>FR-01-05/06; Bab VIII</w:t>
+            </w:r>
+          </w:p>
+        </w:tc>
+        <w:tc>
+          <w:tcPr>
+            <w:tcW w:type="dxa" w:w="2367"/>
+          </w:tcPr>
+          <w:p>
+            <w:pPr>
+              <w:spacing w:after="80"/>
+            </w:pPr>
+            <w:r>
+              <w:rPr>
+                <w:sz w:val="18"/>
+              </w:rPr>
+              <w:t>Google untuk akun lokal terverifikasi; state salah/ulang/kedaluwarsa, email tidak dikenal, akun nonaktif atau wajib ganti sandi.</w:t>
+            </w:r>
+          </w:p>
+        </w:tc>
+        <w:tc>
+          <w:tcPr>
+            <w:tcW w:type="dxa" w:w="2367"/>
+          </w:tcPr>
+          <w:p>
+            <w:pPr>
+              <w:spacing w:after="80"/>
+            </w:pPr>
+            <w:r>
+              <w:rPr>
+                <w:sz w:val="18"/>
+              </w:rPr>
+              <w:t>Hanya akun yang memenuhi syarat mendapat JWT dan tautan subject; kasus lain ditolak tanpa akun/sesi parsial. BFF menetapkan cookie HttpOnly dan membersihkan cookie transaksi; tidak membocorkan token Google/JWT ke UI.</w:t>
+            </w:r>
+          </w:p>
+        </w:tc>
+      </w:tr>
+      <w:tr>
+        <w:trPr>
+          <w:cantSplit/>
+        </w:trPr>
+        <w:tc>
+          <w:tcPr>
+            <w:tcW w:type="dxa" w:w="2367"/>
+          </w:tcPr>
+          <w:p>
+            <w:pPr>
+              <w:spacing w:after="80"/>
+            </w:pPr>
+            <w:r>
+              <w:rPr>
+                <w:sz w:val="18"/>
+              </w:rPr>
+              <w:t>AC-38</w:t>
+            </w:r>
+          </w:p>
+        </w:tc>
+        <w:tc>
+          <w:tcPr>
+            <w:tcW w:type="dxa" w:w="2367"/>
+          </w:tcPr>
+          <w:p>
+            <w:pPr>
+              <w:spacing w:after="80"/>
+            </w:pPr>
+            <w:r>
+              <w:rPr>
+                <w:sz w:val="18"/>
+              </w:rPr>
+              <w:t>FR-01-07/08</w:t>
+            </w:r>
+          </w:p>
+        </w:tc>
+        <w:tc>
+          <w:tcPr>
+            <w:tcW w:type="dxa" w:w="2367"/>
+          </w:tcPr>
+          <w:p>
+            <w:pPr>
+              <w:spacing w:after="80"/>
+            </w:pPr>
+            <w:r>
+              <w:rPr>
+                <w:sz w:val="18"/>
+              </w:rPr>
+              <w:t>Jalankan seeder dua kali, akun awal tanpa password, konflik email/username dan perubahan izin/reset oleh petugas.</w:t>
+            </w:r>
+          </w:p>
+        </w:tc>
+        <w:tc>
+          <w:tcPr>
+            <w:tcW w:type="dxa" w:w="2367"/>
+          </w:tcPr>
+          <w:p>
+            <w:pPr>
+              <w:spacing w:after="80"/>
+            </w:pPr>
+            <w:r>
+              <w:rPr>
+                <w:sz w:val="18"/>
+              </w:rPr>
+              <w:t>Satu pengelola awal tanpa menimpa akun/sandi yang ada; password kosong tidak menghasilkan sandi yang diketahui. Super Admin mendapat accounts.* tanpa bypass domain. Aksi berizin, pemeriksaan identitas, alasan dan audit diterapkan; request stale ditolak 409.</w:t>
+            </w:r>
+          </w:p>
+        </w:tc>
+      </w:tr>
+      <w:tr>
+        <w:trPr>
+          <w:cantSplit/>
+        </w:trPr>
+        <w:tc>
+          <w:tcPr>
+            <w:tcW w:type="dxa" w:w="2367"/>
+          </w:tcPr>
+          <w:p>
+            <w:pPr>
+              <w:spacing w:after="80"/>
+            </w:pPr>
+            <w:r>
+              <w:rPr>
+                <w:sz w:val="18"/>
+              </w:rPr>
+              <w:t>AC-39</w:t>
+            </w:r>
+          </w:p>
+        </w:tc>
+        <w:tc>
+          <w:tcPr>
+            <w:tcW w:type="dxa" w:w="2367"/>
+          </w:tcPr>
+          <w:p>
+            <w:pPr>
+              <w:spacing w:after="80"/>
+            </w:pPr>
+            <w:r>
+              <w:rPr>
+                <w:sz w:val="18"/>
+              </w:rPr>
+              <w:t>FR-01-08; Bab II; NFR-01</w:t>
+            </w:r>
+          </w:p>
+        </w:tc>
+        <w:tc>
+          <w:tcPr>
+            <w:tcW w:type="dxa" w:w="2367"/>
+          </w:tcPr>
+          <w:p>
+            <w:pPr>
+              <w:spacing w:after="80"/>
+            </w:pPr>
+            <w:r>
+              <w:rPr>
+                <w:sz w:val="18"/>
+              </w:rPr>
+              <w:t>Periksa sidebar pada role tunggal/gabungan, izin dicabut, mandat/kategori sensitif dan hubungan wali belum terverifikasi.</w:t>
+            </w:r>
+          </w:p>
+        </w:tc>
+        <w:tc>
+          <w:tcPr>
+            <w:tcW w:type="dxa" w:w="2367"/>
+          </w:tcPr>
+          <w:p>
+            <w:pPr>
+              <w:spacing w:after="80"/>
+            </w:pPr>
+            <w:r>
+              <w:rPr>
+                <w:sz w:val="18"/>
+              </w:rPr>
+              <w:t>Menu mengikuti navigation dari backend dan accounts.view; preferensi ruang kerja tidak menambah izin. Menu baru disabled tanpa tautan ke halaman yang belum ada. API domain kelak tetap wajib memeriksa objek/periode dan mandat, bukan hanya visibilitas menu.</w:t>
             </w:r>
           </w:p>
         </w:tc>
@@ -12374,7 +12879,7 @@
               <w:rPr>
                 <w:sz w:val="18"/>
               </w:rPr>
-              <w:t xml:space="preserve">Operator membuat akun wali dan memverifikasi hubungan dari data administrasi serta konfirmasi kontak; beberapa wali/anak didukung. Akses sejak tanggal efektif hubungan, tanpa histori sebelum tanggal itu. Pencabutan segera berlaku. Reset via email terverifikasi; tanpa email melalui operator dengan bukti pemeriksaan identitas dan sandi sementara sekali pakai.</w:t>
+              <w:t>Operator membuat akun wali dan memverifikasi hubungan dari data administrasi serta konfirmasi kontak; beberapa wali/anak didukung. Akses sejak tanggal efektif hubungan, tanpa histori sebelum tanggal itu. Pencabutan segera berlaku. Reset yang tersedia melalui petugas berizin dengan bukti pemeriksaan identitas dan sandi sementara 24 jam sekali pakai. Pemulihan mandiri melalui tautan email terverifikasi belum diimplementasikan.</w:t>
             </w:r>
           </w:p>
         </w:tc>
@@ -12406,7 +12911,7 @@
               <w:rPr>
                 <w:sz w:val="18"/>
               </w:rPr>
-              <w:t xml:space="preserve">DEFAULT_BASELINE; berlaku saat modul diimplementasikan</w:t>
+              <w:t>DEFAULT_BASELINE; diselaraskan dengan kode autentikasi 20 Oktober 2026; kebutuhan lanjutan ditandai.</w:t>
             </w:r>
           </w:p>
         </w:tc>
@@ -12719,7 +13224,7 @@
               <w:rPr>
                 <w:sz w:val="18"/>
               </w:rPr>
-              <w:t xml:space="preserve">Laravel backend API, Next.js App Router + React/TypeScript frontend, Tailwind CSS/shadcn UI, MySQL 8.4 InnoDB. Auth sesi cookie Sanctum, API /api/v1, Next.js Node.js runtime. Satu monorepo backend/ dan frontend/ dengan dua proses aplikasi. Versi paket dikunci lockfile dan patch kompatibel diuji di staging.</w:t>
+              <w:t>Laravel backend API, Next.js App Router + React/TypeScript frontend, Tailwind CSS/shadcn UI, MySQL 8.4 InnoDB. Auth JWT HS256 + Google OAuth opsional melalui BFF cookie HttpOnly; access 15 menit dan sesi/refresh absolut 120 menit. API /api/v1 dan BFF /api/auth/* serta /api/accounts/*. Satu monorepo backend/ dan frontend/ dengan dua proses aplikasi. Versi paket dikunci lockfile; kompatibilitas deployment diuji di staging.</w:t>
             </w:r>
           </w:p>
         </w:tc>
@@ -12751,7 +13256,7 @@
               <w:rPr>
                 <w:sz w:val="18"/>
               </w:rPr>
-              <w:t xml:space="preserve">DEFAULT_BASELINE; berlaku saat modul diimplementasikan</w:t>
+              <w:t>DEFAULT_BASELINE; diselaraskan dengan kode autentikasi 20 Oktober 2026; kebutuhan lanjutan ditandai.</w:t>
             </w:r>
           </w:p>
         </w:tc>
@@ -13482,7 +13987,7 @@
               <w:rPr>
                 <w:sz w:val="18"/>
               </w:rPr>
-              <w:t xml:space="preserve">Pelatihan Laravel API/Next.js, kontrak OpenAPI, Sanctum/CSRF, proses PHP/Node.js, lockfile, CI dan runbook.</w:t>
+              <w:t>Pelatihan Laravel API/Next.js, JWT/refresh token, Google OAuth state/PKCE, cookie HttpOnly dan proteksi Origin BFF; proses PHP/Node.js, lockfile, CI dan runbook.</w:t>
             </w:r>
           </w:p>
         </w:tc>
@@ -14359,6 +14864,117 @@
                 <w:sz w:val="18"/>
               </w:rPr>
               <w:t xml:space="preserve">Antrean pekerjaan dan proses yang mengerjakannya di latar belakang.</w:t>
+            </w:r>
+          </w:p>
+        </w:tc>
+      </w:tr>
+      <w:tr>
+        <w:trPr>
+          <w:cantSplit/>
+        </w:trPr>
+        <w:tc>
+          <w:tcPr>
+            <w:tcW w:type="dxa" w:w="4734"/>
+          </w:tcPr>
+          <w:p>
+            <w:pPr>
+              <w:spacing w:after="80"/>
+            </w:pPr>
+            <w:r>
+              <w:rPr>
+                <w:sz w:val="18"/>
+              </w:rPr>
+              <w:t>JWT / refresh token</w:t>
+            </w:r>
+          </w:p>
+        </w:tc>
+        <w:tc>
+          <w:tcPr>
+            <w:tcW w:type="dxa" w:w="4734"/>
+          </w:tcPr>
+          <w:p>
+            <w:pPr>
+              <w:spacing w:after="80"/>
+            </w:pPr>
+            <w:r>
+              <w:rPr>
+                <w:sz w:val="18"/>
+              </w:rPr>
+              <w:t>Access token bertanda tangan untuk API dan token acak sekali pakai untuk rotasi; keabsahan tetap diperiksa terhadap sesi Laravel.</w:t>
+            </w:r>
+          </w:p>
+        </w:tc>
+      </w:tr>
+      <w:tr>
+        <w:trPr>
+          <w:cantSplit/>
+        </w:trPr>
+        <w:tc>
+          <w:tcPr>
+            <w:tcW w:type="dxa" w:w="4734"/>
+          </w:tcPr>
+          <w:p>
+            <w:pPr>
+              <w:spacing w:after="80"/>
+            </w:pPr>
+            <w:r>
+              <w:rPr>
+                <w:sz w:val="18"/>
+              </w:rPr>
+              <w:t>BFF</w:t>
+            </w:r>
+          </w:p>
+        </w:tc>
+        <w:tc>
+          <w:tcPr>
+            <w:tcW w:type="dxa" w:w="4734"/>
+          </w:tcPr>
+          <w:p>
+            <w:pPr>
+              <w:spacing w:after="80"/>
+            </w:pPr>
+            <w:r>
+              <w:rPr>
+                <w:sz w:val="18"/>
+              </w:rPr>
+              <w:t>Backend for Frontend pada route Next.js: mengelola cookie HttpOnly dan meneruskan request ke Laravel tanpa menyimpan database identitas sendiri.</w:t>
+            </w:r>
+          </w:p>
+        </w:tc>
+      </w:tr>
+      <w:tr>
+        <w:trPr>
+          <w:cantSplit/>
+        </w:trPr>
+        <w:tc>
+          <w:tcPr>
+            <w:tcW w:type="dxa" w:w="4734"/>
+          </w:tcPr>
+          <w:p>
+            <w:pPr>
+              <w:spacing w:after="80"/>
+            </w:pPr>
+            <w:r>
+              <w:rPr>
+                <w:sz w:val="18"/>
+              </w:rPr>
+              <w:t>OAuth state / PKCE</w:t>
+            </w:r>
+          </w:p>
+        </w:tc>
+        <w:tc>
+          <w:tcPr>
+            <w:tcW w:type="dxa" w:w="4734"/>
+          </w:tcPr>
+          <w:p>
+            <w:pPr>
+              <w:spacing w:after="80"/>
+            </w:pPr>
+            <w:r>
+              <w:rPr>
+                <w:sz w:val="18"/>
+              </w:rPr>
+              <w:t>Pengikatan transaksi login Google untuk menolak callback palsu, tertukar, diulang atau kedaluwarsa.</w:t>
             </w:r>
           </w:p>
         </w:tc>
@@ -14478,17 +15094,17 @@
         <w:pStyle w:val="Heading3"/>
       </w:pPr>
       <w:r>
-        <w:t xml:space="preserve">Laravel — Sanctum SPA Authentication</w:t>
+        <w:t>Kode proyek — autentikasi JWT dan Google OAuth</w:t>
       </w:r>
     </w:p>
     <w:p>
       <w:r>
-        <w:t xml:space="preserve">Autentikasi frontend Next.js menggunakan sesi cookie Laravel, konfigurasi stateful dan proteksi CSRF.</w:t>
+        <w:t>Kontrak aktual guard api, token/sesi, verifikasi Google, BFF, cookie dan proteksi Origin; sumber implementasi kanonik untuk addendum autentikasi.</w:t>
       </w:r>
     </w:p>
     <w:p>
       <w:r>
-        <w:t xml:space="preserve">https://laravel.com/framework/docs/13.x/sanctum</w:t>
+        <w:t>backend/app/Services/JwtTokenService.php; backend/app/Services/AuthenticationService.php; backend/app/Http/Controllers/Api/V1/GoogleAuthController.php; frontend/lib/auth/cookies.ts</w:t>
       </w:r>
     </w:p>
     <w:p>
